--- a/ARTIST MATCHING PROJECT.docx
+++ b/ARTIST MATCHING PROJECT.docx
@@ -58,7 +58,13 @@
         <w:t xml:space="preserve">Current </w:t>
       </w:r>
       <w:r>
-        <w:t>Features:</w:t>
+        <w:t>Features</w:t>
+      </w:r>
+      <w:r>
+        <w:t xml:space="preserve"> (including but not limited to)</w:t>
+      </w:r>
+      <w:r>
+        <w:t>:</w:t>
       </w:r>
       <w:r>
         <w:br/>
@@ -96,28 +102,9 @@
       </w:r>
       <w:r>
         <w:br/>
-        <w:t>- API endpoint: /</w:t>
-      </w:r>
-      <w:proofErr w:type="spellStart"/>
-      <w:r>
-        <w:t>api</w:t>
-      </w:r>
-      <w:proofErr w:type="spellEnd"/>
-      <w:r>
-        <w:t>/match-request (currently giving 404)</w:t>
       </w:r>
       <w:r>
         <w:br/>
-      </w:r>
-      <w:r>
-        <w:br/>
-        <w:t>Current problem:</w:t>
-      </w:r>
-      <w:r>
-        <w:br/>
-      </w:r>
-      <w:r>
-        <w:t>-matches not matching</w:t>
       </w:r>
     </w:p>
     <w:p/>
@@ -152,12 +139,12 @@
     <w:p/>
     <w:p>
       <w:r>
+        <w:t>STRUCTURE</w:t>
+      </w:r>
+    </w:p>
+    <w:p>
+      <w:r>
         <w:lastRenderedPageBreak/>
-        <w:t>STRUCTURE</w:t>
-      </w:r>
-    </w:p>
-    <w:p>
-      <w:r>
         <w:t>Frontend</w:t>
       </w:r>
     </w:p>
@@ -849,6 +836,7 @@
   <w:style w:type="character" w:default="1" w:styleId="DefaultParagraphFont">
     <w:name w:val="Default Paragraph Font"/>
     <w:uiPriority w:val="1"/>
+    <w:semiHidden/>
     <w:unhideWhenUsed/>
   </w:style>
   <w:style w:type="table" w:default="1" w:styleId="TableNormal">
